--- a/docs/templates/ga-contracts/stonegate-ga-buyer-termination-notice.docx
+++ b/docs/templates/ga-contracts/stonegate-ga-buyer-termination-notice.docx
@@ -33,18 +33,153 @@
     </w:p>
     <w:p>
       <w:pPr>
-        <w:jc w:val="center"/>
+        <w:spacing w:after="140"/>
       </w:pPr>
       <w:r>
         <w:rPr>
           <w:rFonts w:ascii="Arial" w:hAnsi="Arial" w:cs="Arial"/>
-          <w:sz w:val="28"/>
-          <w:sz-cs w:val="28"/>
-          <w:b/>
-          <w:spacing w:val="0"/>
-          <w:color w:val="7B1117"/>
-        </w:rPr>
-        <w:t xml:space="preserve">NOT ATTORNEY REVIEWED</w:t>
+          <w:sz w:val="30"/>
+          <w:sz-cs w:val="30"/>
+          <w:b/>
+          <w:spacing w:val="0"/>
+          <w:color w:val="131B16"/>
+        </w:rPr>
+        <w:t xml:space="preserve">1. Agreement Information</w:t>
+      </w:r>
+    </w:p>
+    <w:p>
+      <w:pPr/>
+      <w:r>
+        <w:rPr>
+          <w:rFonts w:ascii="Arial" w:hAnsi="Arial" w:cs="Arial"/>
+          <w:sz w:val="21"/>
+          <w:sz-cs w:val="21"/>
+          <w:b/>
+          <w:spacing w:val="0"/>
+          <w:color w:val="131B16"/>
+        </w:rPr>
+        <w:t xml:space="preserve">NOTICE DATE AND TIME</w:t>
+      </w:r>
+    </w:p>
+    <w:p>
+      <w:pPr/>
+      <w:r>
+        <w:rPr>
+          <w:rFonts w:ascii="Arial" w:hAnsi="Arial" w:cs="Arial"/>
+          <w:sz w:val="28"/>
+          <w:sz-cs w:val="28"/>
+          <w:spacing w:val="0"/>
+          <w:color w:val="131B16"/>
+        </w:rPr>
+        <w:t xml:space="preserve"> </w:t>
+      </w:r>
+    </w:p>
+    <w:p>
+      <w:pPr/>
+      <w:r>
+        <w:rPr>
+          <w:rFonts w:ascii="Arial" w:hAnsi="Arial" w:cs="Arial"/>
+          <w:sz w:val="21"/>
+          <w:sz-cs w:val="21"/>
+          <w:b/>
+          <w:spacing w:val="0"/>
+          <w:color w:val="131B16"/>
+        </w:rPr>
+        <w:t xml:space="preserve">ORIGINAL AGREEMENT DATE</w:t>
+      </w:r>
+    </w:p>
+    <w:p>
+      <w:pPr/>
+      <w:r>
+        <w:rPr>
+          <w:rFonts w:ascii="Arial" w:hAnsi="Arial" w:cs="Arial"/>
+          <w:sz w:val="28"/>
+          <w:sz-cs w:val="28"/>
+          <w:spacing w:val="0"/>
+          <w:color w:val="131B16"/>
+        </w:rPr>
+        <w:t xml:space="preserve"> </w:t>
+      </w:r>
+    </w:p>
+    <w:p>
+      <w:pPr/>
+      <w:r>
+        <w:rPr>
+          <w:rFonts w:ascii="Arial" w:hAnsi="Arial" w:cs="Arial"/>
+          <w:sz w:val="21"/>
+          <w:sz-cs w:val="21"/>
+          <w:b/>
+          <w:spacing w:val="0"/>
+          <w:color w:val="131B16"/>
+        </w:rPr>
+        <w:t xml:space="preserve">SELLER LEGAL NAME(S) - SELLER_NAME</w:t>
+      </w:r>
+    </w:p>
+    <w:p>
+      <w:pPr/>
+      <w:r>
+        <w:rPr>
+          <w:rFonts w:ascii="Arial" w:hAnsi="Arial" w:cs="Arial"/>
+          <w:sz w:val="28"/>
+          <w:sz-cs w:val="28"/>
+          <w:spacing w:val="0"/>
+          <w:color w:val="131B16"/>
+        </w:rPr>
+        <w:t xml:space="preserve"> </w:t>
+      </w:r>
+    </w:p>
+    <w:p>
+      <w:pPr/>
+      <w:r>
+        <w:rPr>
+          <w:rFonts w:ascii="Arial" w:hAnsi="Arial" w:cs="Arial"/>
+          <w:sz w:val="21"/>
+          <w:sz-cs w:val="21"/>
+          <w:b/>
+          <w:spacing w:val="0"/>
+          <w:color w:val="131B16"/>
+        </w:rPr>
+        <w:t xml:space="preserve">BUYER LEGAL ENTITY - BUYER_ENTITY_NAME</w:t>
+      </w:r>
+    </w:p>
+    <w:p>
+      <w:pPr/>
+      <w:r>
+        <w:rPr>
+          <w:rFonts w:ascii="Arial" w:hAnsi="Arial" w:cs="Arial"/>
+          <w:sz w:val="28"/>
+          <w:sz-cs w:val="28"/>
+          <w:spacing w:val="0"/>
+          <w:color w:val="131B16"/>
+        </w:rPr>
+        <w:t xml:space="preserve"> </w:t>
+      </w:r>
+    </w:p>
+    <w:p>
+      <w:pPr/>
+      <w:r>
+        <w:rPr>
+          <w:rFonts w:ascii="Arial" w:hAnsi="Arial" w:cs="Arial"/>
+          <w:sz w:val="21"/>
+          <w:sz-cs w:val="21"/>
+          <w:b/>
+          <w:spacing w:val="0"/>
+          <w:color w:val="131B16"/>
+        </w:rPr>
+        <w:t xml:space="preserve">PROPERTY ADDRESS - PROPERTY_ADDRESS</w:t>
+      </w:r>
+    </w:p>
+    <w:p>
+      <w:pPr/>
+      <w:r>
+        <w:rPr>
+          <w:rFonts w:ascii="Arial" w:hAnsi="Arial" w:cs="Arial"/>
+          <w:sz w:val="28"/>
+          <w:sz-cs w:val="28"/>
+          <w:spacing w:val="0"/>
+          <w:color w:val="131B16"/>
+        </w:rPr>
+        <w:t xml:space="preserve"> </w:t>
       </w:r>
     </w:p>
     <w:p>
@@ -60,142 +195,100 @@
           <w:spacing w:val="0"/>
           <w:color w:val="131B16"/>
         </w:rPr>
-        <w:t xml:space="preserve">1. Agreement Information</w:t>
-      </w:r>
-    </w:p>
-    <w:p>
-      <w:pPr/>
-      <w:r>
-        <w:rPr>
-          <w:rFonts w:ascii="Arial" w:hAnsi="Arial" w:cs="Arial"/>
-          <w:sz w:val="21"/>
-          <w:sz-cs w:val="21"/>
-          <w:b/>
-          <w:spacing w:val="0"/>
-          <w:color w:val="131B16"/>
-        </w:rPr>
-        <w:t xml:space="preserve">NOTICE DATE AND TIME</w:t>
-      </w:r>
-    </w:p>
-    <w:p>
-      <w:pPr/>
-      <w:r>
-        <w:rPr>
-          <w:rFonts w:ascii="Arial" w:hAnsi="Arial" w:cs="Arial"/>
-          <w:sz w:val="28"/>
-          <w:sz-cs w:val="28"/>
-          <w:spacing w:val="0"/>
-          <w:color w:val="131B16"/>
-        </w:rPr>
-        <w:t xml:space="preserve"> </w:t>
-      </w:r>
-    </w:p>
-    <w:p>
-      <w:pPr/>
-      <w:r>
-        <w:rPr>
-          <w:rFonts w:ascii="Arial" w:hAnsi="Arial" w:cs="Arial"/>
-          <w:sz w:val="21"/>
-          <w:sz-cs w:val="21"/>
-          <w:b/>
-          <w:spacing w:val="0"/>
-          <w:color w:val="131B16"/>
-        </w:rPr>
-        <w:t xml:space="preserve">ORIGINAL AGREEMENT DATE</w:t>
-      </w:r>
-    </w:p>
-    <w:p>
-      <w:pPr/>
-      <w:r>
-        <w:rPr>
-          <w:rFonts w:ascii="Arial" w:hAnsi="Arial" w:cs="Arial"/>
-          <w:sz w:val="28"/>
-          <w:sz-cs w:val="28"/>
-          <w:spacing w:val="0"/>
-          <w:color w:val="131B16"/>
-        </w:rPr>
-        <w:t xml:space="preserve"> </w:t>
-      </w:r>
-    </w:p>
-    <w:p>
-      <w:pPr/>
-      <w:r>
-        <w:rPr>
-          <w:rFonts w:ascii="Arial" w:hAnsi="Arial" w:cs="Arial"/>
-          <w:sz w:val="21"/>
-          <w:sz-cs w:val="21"/>
-          <w:b/>
-          <w:spacing w:val="0"/>
-          <w:color w:val="131B16"/>
-        </w:rPr>
-        <w:t xml:space="preserve">SELLER LEGAL NAME(S) - SELLER_NAME</w:t>
-      </w:r>
-    </w:p>
-    <w:p>
-      <w:pPr/>
-      <w:r>
-        <w:rPr>
-          <w:rFonts w:ascii="Arial" w:hAnsi="Arial" w:cs="Arial"/>
-          <w:sz w:val="28"/>
-          <w:sz-cs w:val="28"/>
-          <w:spacing w:val="0"/>
-          <w:color w:val="131B16"/>
-        </w:rPr>
-        <w:t xml:space="preserve"> </w:t>
-      </w:r>
-    </w:p>
-    <w:p>
-      <w:pPr/>
-      <w:r>
-        <w:rPr>
-          <w:rFonts w:ascii="Arial" w:hAnsi="Arial" w:cs="Arial"/>
-          <w:sz w:val="21"/>
-          <w:sz-cs w:val="21"/>
-          <w:b/>
-          <w:spacing w:val="0"/>
-          <w:color w:val="131B16"/>
-        </w:rPr>
-        <w:t xml:space="preserve">BUYER LEGAL ENTITY - BUYER_ENTITY_NAME</w:t>
-      </w:r>
-    </w:p>
-    <w:p>
-      <w:pPr/>
-      <w:r>
-        <w:rPr>
-          <w:rFonts w:ascii="Arial" w:hAnsi="Arial" w:cs="Arial"/>
-          <w:sz w:val="28"/>
-          <w:sz-cs w:val="28"/>
-          <w:spacing w:val="0"/>
-          <w:color w:val="131B16"/>
-        </w:rPr>
-        <w:t xml:space="preserve"> </w:t>
-      </w:r>
-    </w:p>
-    <w:p>
-      <w:pPr/>
-      <w:r>
-        <w:rPr>
-          <w:rFonts w:ascii="Arial" w:hAnsi="Arial" w:cs="Arial"/>
-          <w:sz w:val="21"/>
-          <w:sz-cs w:val="21"/>
-          <w:b/>
-          <w:spacing w:val="0"/>
-          <w:color w:val="131B16"/>
-        </w:rPr>
-        <w:t xml:space="preserve">PROPERTY ADDRESS - PROPERTY_ADDRESS</w:t>
-      </w:r>
-    </w:p>
-    <w:p>
-      <w:pPr/>
-      <w:r>
-        <w:rPr>
-          <w:rFonts w:ascii="Arial" w:hAnsi="Arial" w:cs="Arial"/>
-          <w:sz w:val="28"/>
-          <w:sz-cs w:val="28"/>
-          <w:spacing w:val="0"/>
-          <w:color w:val="131B16"/>
-        </w:rPr>
-        <w:t xml:space="preserve"> </w:t>
+        <w:t xml:space="preserve">2. Termination Notice</w:t>
+      </w:r>
+    </w:p>
+    <w:p>
+      <w:pPr>
+        <w:spacing w:after="280"/>
+      </w:pPr>
+      <w:r>
+        <w:rPr>
+          <w:rFonts w:ascii="Arial" w:hAnsi="Arial" w:cs="Arial"/>
+          <w:sz w:val="28"/>
+          <w:sz-cs w:val="28"/>
+          <w:spacing w:val="0"/>
+          <w:color w:val="131B16"/>
+        </w:rPr>
+        <w:t xml:space="preserve">Buyer gives notice that Buyer is terminating the referenced purchase agreement under the contractual right selected below. Termination is effective upon delivery of this Notice as provided in the Agreement.</w:t>
+      </w:r>
+    </w:p>
+    <w:p>
+      <w:pPr/>
+      <w:r>
+        <w:rPr>
+          <w:rFonts w:ascii="Arial" w:hAnsi="Arial" w:cs="Arial"/>
+          <w:sz w:val="28"/>
+          <w:sz-cs w:val="28"/>
+          <w:spacing w:val="0"/>
+          <w:color w:val="131B16"/>
+        </w:rPr>
+        <w:t xml:space="preserve">Check the applicable basis:</w:t>
+      </w:r>
+    </w:p>
+    <w:p>
+      <w:pPr/>
+      <w:r>
+        <w:rPr>
+          <w:rFonts w:ascii="Arial" w:hAnsi="Arial" w:cs="Arial"/>
+          <w:sz w:val="28"/>
+          <w:sz-cs w:val="28"/>
+          <w:spacing w:val="0"/>
+          <w:color w:val="131B16"/>
+        </w:rPr>
+        <w:t xml:space="preserve">[ ] Buyer's unrestricted right to terminate during the Due Diligence Period.</w:t>
+      </w:r>
+    </w:p>
+    <w:p>
+      <w:pPr/>
+      <w:r>
+        <w:rPr>
+          <w:rFonts w:ascii="Arial" w:hAnsi="Arial" w:cs="Arial"/>
+          <w:sz w:val="28"/>
+          <w:sz-cs w:val="28"/>
+          <w:spacing w:val="0"/>
+          <w:color w:val="131B16"/>
+        </w:rPr>
+        <w:t xml:space="preserve">[ ] Uncured material title defect.</w:t>
+      </w:r>
+    </w:p>
+    <w:p>
+      <w:pPr/>
+      <w:r>
+        <w:rPr>
+          <w:rFonts w:ascii="Arial" w:hAnsi="Arial" w:cs="Arial"/>
+          <w:sz w:val="28"/>
+          <w:sz-cs w:val="28"/>
+          <w:spacing w:val="0"/>
+          <w:color w:val="131B16"/>
+        </w:rPr>
+        <w:t xml:space="preserve">[ ] Material casualty or condemnation.</w:t>
+      </w:r>
+    </w:p>
+    <w:p>
+      <w:pPr/>
+      <w:r>
+        <w:rPr>
+          <w:rFonts w:ascii="Arial" w:hAnsi="Arial" w:cs="Arial"/>
+          <w:sz w:val="28"/>
+          <w:sz-cs w:val="28"/>
+          <w:spacing w:val="0"/>
+          <w:color w:val="131B16"/>
+        </w:rPr>
+        <w:t xml:space="preserve">[ ] Seller default.</w:t>
+      </w:r>
+    </w:p>
+    <w:p>
+      <w:pPr/>
+      <w:r>
+        <w:rPr>
+          <w:rFonts w:ascii="Arial" w:hAnsi="Arial" w:cs="Arial"/>
+          <w:sz w:val="28"/>
+          <w:sz-cs w:val="28"/>
+          <w:spacing w:val="0"/>
+          <w:color w:val="131B16"/>
+        </w:rPr>
+        <w:t xml:space="preserve">[ ] Other express contractual right: ____________________________________________.</w:t>
       </w:r>
     </w:p>
     <w:p>
@@ -211,7 +304,61 @@
           <w:spacing w:val="0"/>
           <w:color w:val="131B16"/>
         </w:rPr>
-        <w:t xml:space="preserve">2. Termination Notice</w:t>
+        <w:t xml:space="preserve">3. Earnest Money</w:t>
+      </w:r>
+    </w:p>
+    <w:p>
+      <w:pPr/>
+      <w:r>
+        <w:rPr>
+          <w:rFonts w:ascii="Arial" w:hAnsi="Arial" w:cs="Arial"/>
+          <w:sz w:val="21"/>
+          <w:sz-cs w:val="21"/>
+          <w:b/>
+          <w:spacing w:val="0"/>
+          <w:color w:val="131B16"/>
+        </w:rPr>
+        <w:t xml:space="preserve">EARNEST MONEY - EARNEST_MONEY</w:t>
+      </w:r>
+    </w:p>
+    <w:p>
+      <w:pPr/>
+      <w:r>
+        <w:rPr>
+          <w:rFonts w:ascii="Arial" w:hAnsi="Arial" w:cs="Arial"/>
+          <w:sz w:val="28"/>
+          <w:sz-cs w:val="28"/>
+          <w:spacing w:val="0"/>
+          <w:color w:val="131B16"/>
+        </w:rPr>
+        <w:t xml:space="preserve">$</w:t>
+      </w:r>
+    </w:p>
+    <w:p>
+      <w:pPr/>
+      <w:r>
+        <w:rPr>
+          <w:rFonts w:ascii="Arial" w:hAnsi="Arial" w:cs="Arial"/>
+          <w:sz w:val="21"/>
+          <w:sz-cs w:val="21"/>
+          <w:b/>
+          <w:spacing w:val="0"/>
+          <w:color w:val="131B16"/>
+        </w:rPr>
+        <w:t xml:space="preserve">HOLDER / CLOSING ATTORNEY</w:t>
+      </w:r>
+    </w:p>
+    <w:p>
+      <w:pPr/>
+      <w:r>
+        <w:rPr>
+          <w:rFonts w:ascii="Arial" w:hAnsi="Arial" w:cs="Arial"/>
+          <w:sz w:val="28"/>
+          <w:sz-cs w:val="28"/>
+          <w:spacing w:val="0"/>
+          <w:color w:val="131B16"/>
+        </w:rPr>
+        <w:t xml:space="preserve"> </w:t>
       </w:r>
     </w:p>
     <w:p>
@@ -226,85 +373,7 @@
           <w:spacing w:val="0"/>
           <w:color w:val="131B16"/>
         </w:rPr>
-        <w:t xml:space="preserve">Buyer gives notice that Buyer is terminating the referenced purchase agreement under the contractual right selected below. Termination is effective upon delivery of this Notice as provided in the Agreement.</w:t>
-      </w:r>
-    </w:p>
-    <w:p>
-      <w:pPr/>
-      <w:r>
-        <w:rPr>
-          <w:rFonts w:ascii="Arial" w:hAnsi="Arial" w:cs="Arial"/>
-          <w:sz w:val="28"/>
-          <w:sz-cs w:val="28"/>
-          <w:spacing w:val="0"/>
-          <w:color w:val="131B16"/>
-        </w:rPr>
-        <w:t xml:space="preserve">Check the applicable basis:</w:t>
-      </w:r>
-    </w:p>
-    <w:p>
-      <w:pPr/>
-      <w:r>
-        <w:rPr>
-          <w:rFonts w:ascii="Arial" w:hAnsi="Arial" w:cs="Arial"/>
-          <w:sz w:val="28"/>
-          <w:sz-cs w:val="28"/>
-          <w:spacing w:val="0"/>
-          <w:color w:val="131B16"/>
-        </w:rPr>
-        <w:t xml:space="preserve">[ ] Buyer's unrestricted right to terminate during the Due Diligence Period.</w:t>
-      </w:r>
-    </w:p>
-    <w:p>
-      <w:pPr/>
-      <w:r>
-        <w:rPr>
-          <w:rFonts w:ascii="Arial" w:hAnsi="Arial" w:cs="Arial"/>
-          <w:sz w:val="28"/>
-          <w:sz-cs w:val="28"/>
-          <w:spacing w:val="0"/>
-          <w:color w:val="131B16"/>
-        </w:rPr>
-        <w:t xml:space="preserve">[ ] Uncured material title defect.</w:t>
-      </w:r>
-    </w:p>
-    <w:p>
-      <w:pPr/>
-      <w:r>
-        <w:rPr>
-          <w:rFonts w:ascii="Arial" w:hAnsi="Arial" w:cs="Arial"/>
-          <w:sz w:val="28"/>
-          <w:sz-cs w:val="28"/>
-          <w:spacing w:val="0"/>
-          <w:color w:val="131B16"/>
-        </w:rPr>
-        <w:t xml:space="preserve">[ ] Material casualty or condemnation.</w:t>
-      </w:r>
-    </w:p>
-    <w:p>
-      <w:pPr/>
-      <w:r>
-        <w:rPr>
-          <w:rFonts w:ascii="Arial" w:hAnsi="Arial" w:cs="Arial"/>
-          <w:sz w:val="28"/>
-          <w:sz-cs w:val="28"/>
-          <w:spacing w:val="0"/>
-          <w:color w:val="131B16"/>
-        </w:rPr>
-        <w:t xml:space="preserve">[ ] Seller default.</w:t>
-      </w:r>
-    </w:p>
-    <w:p>
-      <w:pPr/>
-      <w:r>
-        <w:rPr>
-          <w:rFonts w:ascii="Arial" w:hAnsi="Arial" w:cs="Arial"/>
-          <w:sz w:val="28"/>
-          <w:sz-cs w:val="28"/>
-          <w:spacing w:val="0"/>
-          <w:color w:val="131B16"/>
-        </w:rPr>
-        <w:t xml:space="preserve">[ ] Other express contractual right: ____________________________________________.</w:t>
+        <w:t xml:space="preserve">Buyer requests return of earnest money to Buyer in accordance with the Agreement. This Notice does not direct the Holder to violate independent escrow obligations or disburse disputed funds without legally sufficient authority. Buyer will sign a reasonable separate disbursement instruction consistent with the Agreement.</w:t>
       </w:r>
     </w:p>
     <w:p>
@@ -320,76 +389,115 @@
           <w:spacing w:val="0"/>
           <w:color w:val="131B16"/>
         </w:rPr>
-        <w:t xml:space="preserve">3. Earnest Money</w:t>
-      </w:r>
-    </w:p>
-    <w:p>
-      <w:pPr/>
-      <w:r>
-        <w:rPr>
-          <w:rFonts w:ascii="Arial" w:hAnsi="Arial" w:cs="Arial"/>
-          <w:sz w:val="21"/>
-          <w:sz-cs w:val="21"/>
-          <w:b/>
-          <w:spacing w:val="0"/>
-          <w:color w:val="131B16"/>
-        </w:rPr>
-        <w:t xml:space="preserve">EARNEST MONEY - EARNEST_MONEY</w:t>
-      </w:r>
-    </w:p>
-    <w:p>
-      <w:pPr/>
-      <w:r>
-        <w:rPr>
-          <w:rFonts w:ascii="Arial" w:hAnsi="Arial" w:cs="Arial"/>
-          <w:sz w:val="28"/>
-          <w:sz-cs w:val="28"/>
-          <w:spacing w:val="0"/>
-          <w:color w:val="131B16"/>
-        </w:rPr>
-        <w:t xml:space="preserve">$</w:t>
-      </w:r>
-    </w:p>
-    <w:p>
-      <w:pPr/>
-      <w:r>
-        <w:rPr>
-          <w:rFonts w:ascii="Arial" w:hAnsi="Arial" w:cs="Arial"/>
-          <w:sz w:val="21"/>
-          <w:sz-cs w:val="21"/>
-          <w:b/>
-          <w:spacing w:val="0"/>
-          <w:color w:val="131B16"/>
-        </w:rPr>
-        <w:t xml:space="preserve">HOLDER / CLOSING ATTORNEY</w:t>
-      </w:r>
-    </w:p>
-    <w:p>
-      <w:pPr/>
-      <w:r>
-        <w:rPr>
-          <w:rFonts w:ascii="Arial" w:hAnsi="Arial" w:cs="Arial"/>
-          <w:sz w:val="28"/>
-          <w:sz-cs w:val="28"/>
-          <w:spacing w:val="0"/>
-          <w:color w:val="131B16"/>
-        </w:rPr>
-        <w:t xml:space="preserve"> </w:t>
-      </w:r>
-    </w:p>
-    <w:p>
-      <w:pPr>
-        <w:spacing w:after="280"/>
-      </w:pPr>
-      <w:r>
-        <w:rPr>
-          <w:rFonts w:ascii="Arial" w:hAnsi="Arial" w:cs="Arial"/>
-          <w:sz w:val="28"/>
-          <w:sz-cs w:val="28"/>
-          <w:spacing w:val="0"/>
-          <w:color w:val="131B16"/>
-        </w:rPr>
-        <w:t xml:space="preserve">Buyer requests return of earnest money to Buyer in accordance with the Agreement. This Notice does not direct the Holder to violate independent escrow obligations or disburse disputed funds without legally sufficient authority. Buyer will sign a reasonable separate disbursement instruction consistent with the Agreement.</w:t>
+        <w:t xml:space="preserve">4. Delivery</w:t>
+      </w:r>
+    </w:p>
+    <w:p>
+      <w:pPr/>
+      <w:r>
+        <w:rPr>
+          <w:rFonts w:ascii="Arial" w:hAnsi="Arial" w:cs="Arial"/>
+          <w:sz w:val="21"/>
+          <w:sz-cs w:val="21"/>
+          <w:b/>
+          <w:spacing w:val="0"/>
+          <w:color w:val="131B16"/>
+        </w:rPr>
+        <w:t xml:space="preserve">DELIVERED TO SELLER BY</w:t>
+      </w:r>
+    </w:p>
+    <w:p>
+      <w:pPr/>
+      <w:r>
+        <w:rPr>
+          <w:rFonts w:ascii="Arial" w:hAnsi="Arial" w:cs="Arial"/>
+          <w:sz w:val="28"/>
+          <w:sz-cs w:val="28"/>
+          <w:spacing w:val="0"/>
+          <w:color w:val="131B16"/>
+        </w:rPr>
+        <w:t xml:space="preserve">Email / Personal / Overnight</w:t>
+      </w:r>
+    </w:p>
+    <w:p>
+      <w:pPr/>
+      <w:r>
+        <w:rPr>
+          <w:rFonts w:ascii="Arial" w:hAnsi="Arial" w:cs="Arial"/>
+          <w:sz w:val="21"/>
+          <w:sz-cs w:val="21"/>
+          <w:b/>
+          <w:spacing w:val="0"/>
+          <w:color w:val="131B16"/>
+        </w:rPr>
+        <w:t xml:space="preserve">DELIVERY ADDRESS/EMAIL</w:t>
+      </w:r>
+    </w:p>
+    <w:p>
+      <w:pPr/>
+      <w:r>
+        <w:rPr>
+          <w:rFonts w:ascii="Arial" w:hAnsi="Arial" w:cs="Arial"/>
+          <w:sz w:val="28"/>
+          <w:sz-cs w:val="28"/>
+          <w:spacing w:val="0"/>
+          <w:color w:val="131B16"/>
+        </w:rPr>
+        <w:t xml:space="preserve"> </w:t>
+      </w:r>
+    </w:p>
+    <w:p>
+      <w:pPr/>
+      <w:r>
+        <w:rPr>
+          <w:rFonts w:ascii="Arial" w:hAnsi="Arial" w:cs="Arial"/>
+          <w:sz w:val="21"/>
+          <w:sz-cs w:val="21"/>
+          <w:b/>
+          <w:spacing w:val="0"/>
+          <w:color w:val="131B16"/>
+        </w:rPr>
+        <w:t xml:space="preserve">DELIVERED TO CLOSING ATTORNEY BY</w:t>
+      </w:r>
+    </w:p>
+    <w:p>
+      <w:pPr/>
+      <w:r>
+        <w:rPr>
+          <w:rFonts w:ascii="Arial" w:hAnsi="Arial" w:cs="Arial"/>
+          <w:sz w:val="28"/>
+          <w:sz-cs w:val="28"/>
+          <w:spacing w:val="0"/>
+          <w:color w:val="131B16"/>
+        </w:rPr>
+        <w:t xml:space="preserve">Email / Personal / Overnight</w:t>
+      </w:r>
+    </w:p>
+    <w:p>
+      <w:pPr/>
+      <w:r>
+        <w:rPr>
+          <w:rFonts w:ascii="Arial" w:hAnsi="Arial" w:cs="Arial"/>
+          <w:sz w:val="21"/>
+          <w:sz-cs w:val="21"/>
+          <w:b/>
+          <w:spacing w:val="0"/>
+          <w:color w:val="131B16"/>
+        </w:rPr>
+        <w:t xml:space="preserve">DELIVERY ADDRESS/EMAIL</w:t>
+      </w:r>
+    </w:p>
+    <w:p>
+      <w:pPr/>
+      <w:r>
+        <w:rPr>
+          <w:rFonts w:ascii="Arial" w:hAnsi="Arial" w:cs="Arial"/>
+          <w:sz w:val="28"/>
+          <w:sz-cs w:val="28"/>
+          <w:spacing w:val="0"/>
+          <w:color w:val="131B16"/>
+        </w:rPr>
+        <w:t xml:space="preserve"> </w:t>
       </w:r>
     </w:p>
     <w:p>
@@ -405,130 +513,6 @@
           <w:spacing w:val="0"/>
           <w:color w:val="131B16"/>
         </w:rPr>
-        <w:t xml:space="preserve">4. Delivery</w:t>
-      </w:r>
-    </w:p>
-    <w:p>
-      <w:pPr/>
-      <w:r>
-        <w:rPr>
-          <w:rFonts w:ascii="Arial" w:hAnsi="Arial" w:cs="Arial"/>
-          <w:sz w:val="21"/>
-          <w:sz-cs w:val="21"/>
-          <w:b/>
-          <w:spacing w:val="0"/>
-          <w:color w:val="131B16"/>
-        </w:rPr>
-        <w:t xml:space="preserve">DELIVERED TO SELLER BY</w:t>
-      </w:r>
-    </w:p>
-    <w:p>
-      <w:pPr/>
-      <w:r>
-        <w:rPr>
-          <w:rFonts w:ascii="Arial" w:hAnsi="Arial" w:cs="Arial"/>
-          <w:sz w:val="28"/>
-          <w:sz-cs w:val="28"/>
-          <w:spacing w:val="0"/>
-          <w:color w:val="131B16"/>
-        </w:rPr>
-        <w:t xml:space="preserve">Email / Personal / Overnight</w:t>
-      </w:r>
-    </w:p>
-    <w:p>
-      <w:pPr/>
-      <w:r>
-        <w:rPr>
-          <w:rFonts w:ascii="Arial" w:hAnsi="Arial" w:cs="Arial"/>
-          <w:sz w:val="21"/>
-          <w:sz-cs w:val="21"/>
-          <w:b/>
-          <w:spacing w:val="0"/>
-          <w:color w:val="131B16"/>
-        </w:rPr>
-        <w:t xml:space="preserve">DELIVERY ADDRESS/EMAIL</w:t>
-      </w:r>
-    </w:p>
-    <w:p>
-      <w:pPr/>
-      <w:r>
-        <w:rPr>
-          <w:rFonts w:ascii="Arial" w:hAnsi="Arial" w:cs="Arial"/>
-          <w:sz w:val="28"/>
-          <w:sz-cs w:val="28"/>
-          <w:spacing w:val="0"/>
-          <w:color w:val="131B16"/>
-        </w:rPr>
-        <w:t xml:space="preserve"> </w:t>
-      </w:r>
-    </w:p>
-    <w:p>
-      <w:pPr/>
-      <w:r>
-        <w:rPr>
-          <w:rFonts w:ascii="Arial" w:hAnsi="Arial" w:cs="Arial"/>
-          <w:sz w:val="21"/>
-          <w:sz-cs w:val="21"/>
-          <w:b/>
-          <w:spacing w:val="0"/>
-          <w:color w:val="131B16"/>
-        </w:rPr>
-        <w:t xml:space="preserve">DELIVERED TO CLOSING ATTORNEY BY</w:t>
-      </w:r>
-    </w:p>
-    <w:p>
-      <w:pPr/>
-      <w:r>
-        <w:rPr>
-          <w:rFonts w:ascii="Arial" w:hAnsi="Arial" w:cs="Arial"/>
-          <w:sz w:val="28"/>
-          <w:sz-cs w:val="28"/>
-          <w:spacing w:val="0"/>
-          <w:color w:val="131B16"/>
-        </w:rPr>
-        <w:t xml:space="preserve">Email / Personal / Overnight</w:t>
-      </w:r>
-    </w:p>
-    <w:p>
-      <w:pPr/>
-      <w:r>
-        <w:rPr>
-          <w:rFonts w:ascii="Arial" w:hAnsi="Arial" w:cs="Arial"/>
-          <w:sz w:val="21"/>
-          <w:sz-cs w:val="21"/>
-          <w:b/>
-          <w:spacing w:val="0"/>
-          <w:color w:val="131B16"/>
-        </w:rPr>
-        <w:t xml:space="preserve">DELIVERY ADDRESS/EMAIL</w:t>
-      </w:r>
-    </w:p>
-    <w:p>
-      <w:pPr/>
-      <w:r>
-        <w:rPr>
-          <w:rFonts w:ascii="Arial" w:hAnsi="Arial" w:cs="Arial"/>
-          <w:sz w:val="28"/>
-          <w:sz-cs w:val="28"/>
-          <w:spacing w:val="0"/>
-          <w:color w:val="131B16"/>
-        </w:rPr>
-        <w:t xml:space="preserve"> </w:t>
-      </w:r>
-    </w:p>
-    <w:p>
-      <w:pPr>
-        <w:spacing w:after="140"/>
-      </w:pPr>
-      <w:r>
-        <w:rPr>
-          <w:rFonts w:ascii="Arial" w:hAnsi="Arial" w:cs="Arial"/>
-          <w:sz w:val="30"/>
-          <w:sz-cs w:val="30"/>
-          <w:b/>
-          <w:spacing w:val="0"/>
-          <w:color w:val="131B16"/>
-        </w:rPr>
         <w:t xml:space="preserve">5. Buyer Signature</w:t>
       </w:r>
     </w:p>
@@ -650,7 +634,7 @@
           <w:spacing w:val="0"/>
           <w:color w:val="49554C"/>
         </w:rPr>
-        <w:t xml:space="preserve">Stonegate Home Buyers | Georgia buyer termination notice | Version 1 - 2026-07-26 | Not attorney reviewed</w:t>
+        <w:t xml:space="preserve">Stonegate Home Buyers | Georgia buyer termination notice | Version 1 - 2026-07-26</w:t>
       </w:r>
     </w:p>
     <w:sectPr/>
